--- a/assets/thesis/110125196.docx
+++ b/assets/thesis/110125196.docx
@@ -30983,13 +30983,7 @@
         <w:rPr>
           <w:lang w:val="en-US"/>
         </w:rPr>
-        <w:t xml:space="preserve">, </w:t>
-      </w:r>
-      <w:r>
-        <w:rPr>
-          <w:lang w:val="en-US"/>
-        </w:rPr>
-        <w:t>có mục sản phẩm tương tự</w:t>
+        <w:t>, có mục sản phẩm tương tự</w:t>
       </w:r>
       <w:r>
         <w:t>.</w:t>
@@ -31006,19 +31000,7 @@
         <w:rPr>
           <w:lang w:val="en-US"/>
         </w:rPr>
-        <w:t xml:space="preserve">- Trang thông tin chi tiết </w:t>
-      </w:r>
-      <w:r>
-        <w:rPr>
-          <w:lang w:val="en-US"/>
-        </w:rPr>
-        <w:t>có mục sản phẩm tương tự</w:t>
-      </w:r>
-      <w:r>
-        <w:rPr>
-          <w:lang w:val="en-US"/>
-        </w:rPr>
-        <w:t>.</w:t>
+        <w:t>- Trang thông tin chi tiết có mục sản phẩm tương tự.</w:t>
       </w:r>
     </w:p>
     <w:p>
@@ -31246,6 +31228,7 @@
         <w:rPr>
           <w:i/>
           <w:iCs/>
+          <w:noProof/>
           <w:color w:val="888888"/>
           <w:szCs w:val="26"/>
         </w:rPr>
@@ -33337,25 +33320,16 @@
         <w:t>), Kỹ năng sống (Đắc Nhân Tâm, Tuổi Trẻ Đáng Giá Bao Nhiêu</w:t>
       </w:r>
       <w:r>
-        <w:t xml:space="preserve">, </w:t>
-      </w:r>
-      <w:r>
-        <w:t>Cà Phê Cùng Tony</w:t>
-      </w:r>
-      <w:r>
-        <w:t xml:space="preserve"> và </w:t>
-      </w:r>
-      <w:r>
-        <w:t>Nhà Lãnh Đạo Không Chức Danh</w:t>
+        <w:t>, Cà Phê Cùng Tony</w:t>
+      </w:r>
+      <w:r>
+        <w:t xml:space="preserve"> và Nhà Lãnh Đạo Không Chức Danh</w:t>
       </w:r>
       <w:r>
         <w:t>), Tài chính (Người Giàu Có Nhất Thành Babylon), Khoa học (Sapiens: Lược Sử Loài Người</w:t>
       </w:r>
       <w:r>
-        <w:t xml:space="preserve"> và </w:t>
-      </w:r>
-      <w:r>
-        <w:t>Lược Sử Thời Gian</w:t>
+        <w:t xml:space="preserve"> và Lược Sử Thời Gian</w:t>
       </w:r>
       <w:r>
         <w:t xml:space="preserve">) và Tâm linh (Muôn Kiếp Nhân Sinh). </w:t>
@@ -33762,6 +33736,7 @@
       </w:pPr>
       <w:r>
         <w:rPr>
+          <w:noProof/>
           <w:lang w:val="en-US"/>
         </w:rPr>
         <w:drawing>
@@ -34169,14 +34144,11 @@
         <w:keepNext/>
       </w:pPr>
       <w:r>
-        <w:rPr>
-          <w:noProof/>
-        </w:rPr>
         <w:drawing>
-          <wp:inline distT="0" distB="0" distL="0" distR="0" wp14:anchorId="01F3232D" wp14:editId="2B78638E">
-            <wp:extent cx="5580380" cy="2999740"/>
+          <wp:inline distT="0" distB="0" distL="0" distR="0" wp14:anchorId="381F60DD" wp14:editId="3C6D9C18">
+            <wp:extent cx="5580380" cy="3009900"/>
             <wp:effectExtent l="0" t="0" r="1270" b="0"/>
-            <wp:docPr id="1117481688" name="Picture 1"/>
+            <wp:docPr id="2004991792" name="Picture 1"/>
             <wp:cNvGraphicFramePr>
               <a:graphicFrameLocks xmlns:a="http://schemas.openxmlformats.org/drawingml/2006/main" noChangeAspect="1"/>
             </wp:cNvGraphicFramePr>
@@ -34184,7 +34156,7 @@
               <a:graphicData uri="http://schemas.openxmlformats.org/drawingml/2006/picture">
                 <pic:pic xmlns:pic="http://schemas.openxmlformats.org/drawingml/2006/picture">
                   <pic:nvPicPr>
-                    <pic:cNvPr id="1117481688" name=""/>
+                    <pic:cNvPr id="2004991792" name=""/>
                     <pic:cNvPicPr/>
                   </pic:nvPicPr>
                   <pic:blipFill>
@@ -34196,7 +34168,7 @@
                   <pic:spPr>
                     <a:xfrm>
                       <a:off x="0" y="0"/>
-                      <a:ext cx="5580380" cy="2999740"/>
+                      <a:ext cx="5580380" cy="3009900"/>
                     </a:xfrm>
                     <a:prstGeom prst="rect">
                       <a:avLst/>
@@ -34268,18 +34240,11 @@
         <w:jc w:val="center"/>
       </w:pPr>
       <w:r>
-        <w:rPr>
-          <w:i/>
-          <w:iCs/>
-          <w:noProof/>
-          <w:color w:val="888888"/>
-          <w:szCs w:val="26"/>
-        </w:rPr>
         <w:drawing>
-          <wp:inline distT="0" distB="0" distL="0" distR="0" wp14:anchorId="7FAAFB09" wp14:editId="570F6400">
-            <wp:extent cx="5580380" cy="3012440"/>
+          <wp:inline distT="0" distB="0" distL="0" distR="0" wp14:anchorId="198F9737" wp14:editId="2F97B03D">
+            <wp:extent cx="5580380" cy="3015615"/>
             <wp:effectExtent l="0" t="0" r="1270" b="0"/>
-            <wp:docPr id="1199424465" name="Picture 1"/>
+            <wp:docPr id="1788760441" name="Picture 1"/>
             <wp:cNvGraphicFramePr>
               <a:graphicFrameLocks xmlns:a="http://schemas.openxmlformats.org/drawingml/2006/main" noChangeAspect="1"/>
             </wp:cNvGraphicFramePr>
@@ -34287,7 +34252,7 @@
               <a:graphicData uri="http://schemas.openxmlformats.org/drawingml/2006/picture">
                 <pic:pic xmlns:pic="http://schemas.openxmlformats.org/drawingml/2006/picture">
                   <pic:nvPicPr>
-                    <pic:cNvPr id="1199424465" name=""/>
+                    <pic:cNvPr id="1788760441" name=""/>
                     <pic:cNvPicPr/>
                   </pic:nvPicPr>
                   <pic:blipFill>
@@ -34299,7 +34264,7 @@
                   <pic:spPr>
                     <a:xfrm>
                       <a:off x="0" y="0"/>
-                      <a:ext cx="5580380" cy="3012440"/>
+                      <a:ext cx="5580380" cy="3015615"/>
                     </a:xfrm>
                     <a:prstGeom prst="rect">
                       <a:avLst/>
@@ -37393,6 +37358,7 @@
   <w:style w:type="character" w:default="1" w:styleId="DefaultParagraphFont">
     <w:name w:val="Default Paragraph Font"/>
     <w:uiPriority w:val="1"/>
+    <w:semiHidden/>
     <w:unhideWhenUsed/>
   </w:style>
   <w:style w:type="table" w:default="1" w:styleId="TableNormal">
